--- a/docs/wireframes/Meet_Gia_Revised_Wireframe_EN.docx
+++ b/docs/wireframes/Meet_Gia_Revised_Wireframe_EN.docx
@@ -124,7 +124,7 @@
         <w:pStyle w:val="ListBullet"/>
       </w:pPr>
       <w:r>
-        <w:t>The core landing page is reduced to ten sections, including one short breather screen after How it works. Secondary products and deeper ecosystem concepts stay small and late.</w:t>
+        <w:t>The core landing page is reduced to ten sections and two short breathers: section 03 after How it works, and an unnumbered full-width photo band between Control (07) and Work (08). Secondary products and deeper ecosystem concepts stay small and late.</w:t>
       </w:r>
     </w:p>
     <w:p>
@@ -886,6 +886,55 @@
         <w:pStyle w:val="Heading1"/>
       </w:pPr>
       <w:r>
+        <w:t xml:space="preserve">BREATHER · FULL-WIDTH PHOTO BAND</w:t>
+      </w:r>
+    </w:p>
+    <w:p>
+      <w:pPr>
+        <w:pStyle w:val="Heading2"/>
+      </w:pPr>
+      <w:r>
+        <w:t xml:space="preserve">Less to carry. More time for what matters.</w:t>
+      </w:r>
+    </w:p>
+    <w:p>
+      <w:r>
+        <w:t xml:space="preserve">A short pause between Control, privacy &amp; limits (07) and She can work with you (08): one full-width photo and one line. No heading in the page outline, no buttons, not in the header navigation.</w:t>
+      </w:r>
+    </w:p>
+    <w:p>
+      <w:r>
+        <w:rPr>
+          <w:b/>
+        </w:rPr>
+        <w:t xml:space="preserve">ON-SCREEN LINE: </w:t>
+      </w:r>
+      <w:r>
+        <w:t xml:space="preserve">Less to carry. More time for what matters.</w:t>
+      </w:r>
+    </w:p>
+    <w:p>
+      <w:r>
+        <w:rPr>
+          <w:b/>
+          <w:color w:val="6F675F"/>
+        </w:rPr>
+        <w:t xml:space="preserve">IMAGE / UI: One warm, bright landscape photo across the full width (vista-meet-gia: sunrise over a sea of clouds and mountain ridges), sky in the upper third, no people, no readable text, numbers or logos. The line sits centered in the upper middle, over the sky, in the display face in champagne.</w:t>
+      </w:r>
+    </w:p>
+    <w:p>
+      <w:pPr>
+        <w:pStyle w:val="TechNote"/>
+      </w:pPr>
+      <w:r>
+        <w:t xml:space="preserve">TECH: About 100vh on desktop, about 70vh on phones. Curtain reveal: the photo stays still in the viewport while the section above slides up off it, then the next section scrolls up over it and covers it again; the photo itself never moves or scales. A light dark tint over the whole photo and a stronger dark gradient from the top edge hand over from the section above and keep the line at 3:1 contrast or more (WCAG AA, large text) while the photo stays warm and bright. The line fades in once when the band comes into view. The photo is decorative (empty alt), loads as the band approaches and has no hover parallax. Reduced-motion users see an ordinary static full-width photo with the line.</w:t>
+      </w:r>
+    </w:p>
+    <w:p>
+      <w:pPr>
+        <w:pStyle w:val="Heading1"/>
+      </w:pPr>
+      <w:r>
         <w:t>08 · SHE CAN WORK WITH YOU</w:t>
       </w:r>
     </w:p>

--- a/docs/wireframes/Meet_Gia_Revised_Wireframe_EN.docx
+++ b/docs/wireframes/Meet_Gia_Revised_Wireframe_EN.docx
@@ -528,6 +528,14 @@
       </w:pPr>
       <w:r>
         <w:t>TECH: Keep this block shorter than the main product-demo section. Use three wide cards or horizontal scenes with very little text. The purpose is recognition: “That looks like me” or “I would use Gia for that.” Do not present these as separate products or rigid customer segments.</w:t>
+      </w:r>
+    </w:p>
+    <w:p>
+      <w:pPr>
+        <w:pStyle w:val="TechNote"/>
+      </w:pPr>
+      <w:r>
+        <w:t xml:space="preserve">INTERACTION (approved): each card holds the person photo and a Gia interface screen (busy professional: daily briefing on Glonari Pulse; future builder: Glonari Home; thinker &amp; explorer: Global Connections). Desktop (above 1100px): the three cards form one row of equal width; on hover or keyboard focus a card grows to about two thirds of the row, the other two shrink, and the photo cross-fades into the whole 16:9 screen; the row height never changes; leaving the row restores equal width and photos. Enter/Space swaps photo and screen. Tablet and phone (1100px and below): cards stay as before; tapping the image swaps photo and screen in place, with a small hint pill (“See Gia’s screen” / “Back to photo”). Every screen shows the caption “Interface preview. Figures are illustrative.” (approved exception to the content rules for these three brochure screens). No parallax on these frames. Reduced motion: instant change, no animation.</w:t>
       </w:r>
     </w:p>
     <w:p>
